--- a/legislation/military-service-retirement-bridge/06-red-team-review.docx
+++ b/legislation/military-service-retirement-bridge/06-red-team-review.docx
@@ -287,6 +287,513 @@
           <w:sz w:val="20"/>
         </w:rPr>
         <w:t xml:space="preserve"> does. Four of the findings below are leaks of that second kind, and one of them (F-01) is an order of magnitude larger than anything in the memo's Part 5.1 pricing discussion. Twelve findings; five are blockers before introduction.</w:t>
+      </w:r>
+    </w:p>
+    <w:p>
+      <w:pPr>
+        <w:spacing w:after="80"/>
+        <w:ind w:left="480"/>
+      </w:pPr>
+      <w:r>
+        <w:rPr>
+          <w:b/>
+          <w:i w:val="0"/>
+          <w:strike w:val="0"/>
+          <w:sz w:val="20"/>
+        </w:rPr>
+        <w:t>Disposition, added October 20, 2026 — this review is a historical record and its findings are now closed.</w:t>
+      </w:r>
+      <w:r>
+        <w:rPr>
+          <w:b w:val="0"/>
+          <w:i w:val="0"/>
+          <w:strike w:val="0"/>
+          <w:sz w:val="20"/>
+        </w:rPr>
+        <w:t xml:space="preserve"> The text below is preserved as written on October 19 against bill version 1.1; it has </w:t>
+      </w:r>
+      <w:r>
+        <w:rPr>
+          <w:b/>
+          <w:i w:val="0"/>
+          <w:strike w:val="0"/>
+          <w:sz w:val="20"/>
+        </w:rPr>
+        <w:t>not</w:t>
+      </w:r>
+      <w:r>
+        <w:rPr>
+          <w:b w:val="0"/>
+          <w:i w:val="0"/>
+          <w:strike w:val="0"/>
+          <w:sz w:val="20"/>
+        </w:rPr>
+        <w:t xml:space="preserve"> been rewritten to match the current draft, so read it as the review that produced the changes rather than as a description of the bill. All five blockers are resolved in version 1.2:</w:t>
+      </w:r>
+    </w:p>
+    <w:p>
+      <w:pPr>
+        <w:spacing w:after="80"/>
+        <w:ind w:left="480"/>
+      </w:pPr>
+      <w:r>
+        <w:rPr>
+          <w:b w:val="0"/>
+          <w:i w:val="0"/>
+          <w:strike w:val="0"/>
+          <w:sz w:val="20"/>
+        </w:rPr>
+        <w:t>| Finding | Disposition |</w:t>
+      </w:r>
+    </w:p>
+    <w:p>
+      <w:pPr>
+        <w:spacing w:after="80"/>
+        <w:ind w:left="480"/>
+      </w:pPr>
+      <w:r>
+        <w:rPr>
+          <w:b w:val="0"/>
+          <w:i w:val="0"/>
+          <w:strike w:val="0"/>
+          <w:sz w:val="20"/>
+        </w:rPr>
+        <w:t>|---|---|</w:t>
+      </w:r>
+    </w:p>
+    <w:p>
+      <w:pPr>
+        <w:spacing w:after="80"/>
+        <w:ind w:left="480"/>
+      </w:pPr>
+      <w:r>
+        <w:rPr>
+          <w:b w:val="0"/>
+          <w:i w:val="0"/>
+          <w:strike w:val="0"/>
+          <w:sz w:val="20"/>
+        </w:rPr>
+        <w:t xml:space="preserve">| </w:t>
+      </w:r>
+      <w:r>
+        <w:rPr>
+          <w:b/>
+          <w:i w:val="0"/>
+          <w:strike w:val="0"/>
+          <w:sz w:val="20"/>
+        </w:rPr>
+        <w:t>F-01</w:t>
+      </w:r>
+      <w:r>
+        <w:rPr>
+          <w:b w:val="0"/>
+          <w:i w:val="0"/>
+          <w:strike w:val="0"/>
+          <w:sz w:val="20"/>
+        </w:rPr>
+        <w:t xml:space="preserve"> deferred-member acceleration | </w:t>
+      </w:r>
+      <w:r>
+        <w:rPr>
+          <w:b/>
+          <w:i w:val="0"/>
+          <w:strike w:val="0"/>
+          <w:sz w:val="20"/>
+        </w:rPr>
+        <w:t>Closed by policy decision.</w:t>
+      </w:r>
+      <w:r>
+        <w:rPr>
+          <w:b w:val="0"/>
+          <w:i w:val="0"/>
+          <w:strike w:val="0"/>
+          <w:sz w:val="20"/>
+        </w:rPr>
+        <w:t xml:space="preserve"> DECISION 8: member-in-service status required at retirement. New § 51.1-142.4 E 3 plus a conforming amendment to § 51.1-153 C — the second was necessary because that subsection's general in-service waiver would otherwise have consumed the condition, a point this review correctly anticipated |</w:t>
+      </w:r>
+    </w:p>
+    <w:p>
+      <w:pPr>
+        <w:spacing w:after="80"/>
+        <w:ind w:left="480"/>
+      </w:pPr>
+      <w:r>
+        <w:rPr>
+          <w:b w:val="0"/>
+          <w:i w:val="0"/>
+          <w:strike w:val="0"/>
+          <w:sz w:val="20"/>
+        </w:rPr>
+        <w:t xml:space="preserve">| </w:t>
+      </w:r>
+      <w:r>
+        <w:rPr>
+          <w:b/>
+          <w:i w:val="0"/>
+          <w:strike w:val="0"/>
+          <w:sz w:val="20"/>
+        </w:rPr>
+        <w:t>F-02</w:t>
+      </w:r>
+      <w:r>
+        <w:rPr>
+          <w:b w:val="0"/>
+          <w:i w:val="0"/>
+          <w:strike w:val="0"/>
+          <w:sz w:val="20"/>
+        </w:rPr>
+        <w:t xml:space="preserve"> health insurance credit and COLA commencement | </w:t>
+      </w:r>
+      <w:r>
+        <w:rPr>
+          <w:b/>
+          <w:i w:val="0"/>
+          <w:strike w:val="0"/>
+          <w:sz w:val="20"/>
+        </w:rPr>
+        <w:t>Closed by acceptance, not cure.</w:t>
+      </w:r>
+      <w:r>
+        <w:rPr>
+          <w:b w:val="0"/>
+          <w:i w:val="0"/>
+          <w:strike w:val="0"/>
+          <w:sz w:val="20"/>
+        </w:rPr>
+        <w:t xml:space="preserve"> DECISION 9: accepted, priced and disclosed. This review was right that no exclusion clause can reach either, and the bill now says so affirmatively in a savings paragraph rather than leaving subdivision F 8 to be misread |</w:t>
+      </w:r>
+    </w:p>
+    <w:p>
+      <w:pPr>
+        <w:spacing w:after="80"/>
+        <w:ind w:left="480"/>
+      </w:pPr>
+      <w:r>
+        <w:rPr>
+          <w:b w:val="0"/>
+          <w:i w:val="0"/>
+          <w:strike w:val="0"/>
+          <w:sz w:val="20"/>
+        </w:rPr>
+        <w:t xml:space="preserve">| </w:t>
+      </w:r>
+      <w:r>
+        <w:rPr>
+          <w:b/>
+          <w:i w:val="0"/>
+          <w:strike w:val="0"/>
+          <w:sz w:val="20"/>
+        </w:rPr>
+        <w:t>F-03</w:t>
+      </w:r>
+      <w:r>
+        <w:rPr>
+          <w:b w:val="0"/>
+          <w:i w:val="0"/>
+          <w:strike w:val="0"/>
+          <w:sz w:val="20"/>
+        </w:rPr>
+        <w:t xml:space="preserve"> § 2.2-3204 Title 2.2 leak | </w:t>
+      </w:r>
+      <w:r>
+        <w:rPr>
+          <w:b/>
+          <w:i w:val="0"/>
+          <w:strike w:val="0"/>
+          <w:sz w:val="20"/>
+        </w:rPr>
+        <w:t>Closed in version 1.1</w:t>
+      </w:r>
+      <w:r>
+        <w:rPr>
+          <w:b w:val="0"/>
+          <w:i w:val="0"/>
+          <w:strike w:val="0"/>
+          <w:sz w:val="20"/>
+        </w:rPr>
+        <w:t xml:space="preserve"> by amending § 2.2-3204 A and C and extending subdivision F 15 to Title 2.2 |</w:t>
+      </w:r>
+    </w:p>
+    <w:p>
+      <w:pPr>
+        <w:spacing w:after="80"/>
+        <w:ind w:left="480"/>
+      </w:pPr>
+      <w:r>
+        <w:rPr>
+          <w:b w:val="0"/>
+          <w:i w:val="0"/>
+          <w:strike w:val="0"/>
+          <w:sz w:val="20"/>
+        </w:rPr>
+        <w:t xml:space="preserve">| </w:t>
+      </w:r>
+      <w:r>
+        <w:rPr>
+          <w:b/>
+          <w:i w:val="0"/>
+          <w:strike w:val="0"/>
+          <w:sz w:val="20"/>
+        </w:rPr>
+        <w:t>F-04</w:t>
+      </w:r>
+      <w:r>
+        <w:rPr>
+          <w:b w:val="0"/>
+          <w:i w:val="0"/>
+          <w:strike w:val="0"/>
+          <w:sz w:val="20"/>
+        </w:rPr>
+        <w:t xml:space="preserve"> § 51.1-153 B 4 public-safety scope | </w:t>
+      </w:r>
+      <w:r>
+        <w:rPr>
+          <w:b/>
+          <w:i w:val="0"/>
+          <w:strike w:val="0"/>
+          <w:sz w:val="20"/>
+        </w:rPr>
+        <w:t>Closed, in narrower form than this review recommended.</w:t>
+      </w:r>
+      <w:r>
+        <w:rPr>
+          <w:b w:val="0"/>
+          <w:i w:val="0"/>
+          <w:strike w:val="0"/>
+          <w:sz w:val="20"/>
+        </w:rPr>
+        <w:t xml:space="preserve"> DECISION 10 excludes only those whose first VRS membership began on or after January 1, 2014 (new clause B 1(iv)) |</w:t>
+      </w:r>
+    </w:p>
+    <w:p>
+      <w:pPr>
+        <w:spacing w:after="80"/>
+        <w:ind w:left="480"/>
+      </w:pPr>
+      <w:r>
+        <w:rPr>
+          <w:b w:val="0"/>
+          <w:i w:val="0"/>
+          <w:strike w:val="0"/>
+          <w:sz w:val="20"/>
+        </w:rPr>
+        <w:t xml:space="preserve">| </w:t>
+      </w:r>
+      <w:r>
+        <w:rPr>
+          <w:b/>
+          <w:i w:val="0"/>
+          <w:strike w:val="0"/>
+          <w:sz w:val="20"/>
+        </w:rPr>
+        <w:t>F-05</w:t>
+      </w:r>
+      <w:r>
+        <w:rPr>
+          <w:b w:val="0"/>
+          <w:i w:val="0"/>
+          <w:strike w:val="0"/>
+          <w:sz w:val="20"/>
+        </w:rPr>
+        <w:t xml:space="preserve"> purchases that provably buy nothing, with no refund path | </w:t>
+      </w:r>
+      <w:r>
+        <w:rPr>
+          <w:b/>
+          <w:i w:val="0"/>
+          <w:strike w:val="0"/>
+          <w:sz w:val="20"/>
+        </w:rPr>
+        <w:t>Closed in version 1.1</w:t>
+      </w:r>
+      <w:r>
+        <w:rPr>
+          <w:b w:val="0"/>
+          <w:i w:val="0"/>
+          <w:strike w:val="0"/>
+          <w:sz w:val="20"/>
+        </w:rPr>
+        <w:t xml:space="preserve"> by the achievable-acceleration cap in subdivision C 2 d, the mandatory pre-purchase written estimate in subdivision I 2, and the cancellation-and-refund right in subsection K |</w:t>
+      </w:r>
+    </w:p>
+    <w:p>
+      <w:pPr>
+        <w:spacing w:after="80"/>
+        <w:ind w:left="480"/>
+      </w:pPr>
+      <w:r>
+        <w:rPr>
+          <w:b w:val="0"/>
+          <w:i w:val="0"/>
+          <w:strike w:val="0"/>
+          <w:sz w:val="20"/>
+        </w:rPr>
+        <w:t xml:space="preserve">| </w:t>
+      </w:r>
+      <w:r>
+        <w:rPr>
+          <w:b/>
+          <w:i w:val="0"/>
+          <w:strike w:val="0"/>
+          <w:sz w:val="20"/>
+        </w:rPr>
+        <w:t>F-06 – F-12</w:t>
+      </w:r>
+      <w:r>
+        <w:rPr>
+          <w:b w:val="0"/>
+          <w:i w:val="0"/>
+          <w:strike w:val="0"/>
+          <w:sz w:val="20"/>
+        </w:rPr>
+        <w:t xml:space="preserve"> (bare "service" in § 51.1-155 A 2; the F 10 / G contradiction; stranded money; unreachable provisions; the B 4 deficit formula; free military credit; federal tax) | </w:t>
+      </w:r>
+      <w:r>
+        <w:rPr>
+          <w:b/>
+          <w:i w:val="0"/>
+          <w:strike w:val="0"/>
+          <w:sz w:val="20"/>
+        </w:rPr>
+        <w:t>Closed in version 1.1 or 1.2</w:t>
+      </w:r>
+      <w:r>
+        <w:rPr>
+          <w:b w:val="0"/>
+          <w:i w:val="0"/>
+          <w:strike w:val="0"/>
+          <w:sz w:val="20"/>
+        </w:rPr>
+        <w:t xml:space="preserve">, except </w:t>
+      </w:r>
+      <w:r>
+        <w:rPr>
+          <w:b/>
+          <w:i w:val="0"/>
+          <w:strike w:val="0"/>
+          <w:sz w:val="20"/>
+        </w:rPr>
+        <w:t>F-12</w:t>
+      </w:r>
+      <w:r>
+        <w:rPr>
+          <w:b w:val="0"/>
+          <w:i w:val="0"/>
+          <w:strike w:val="0"/>
+          <w:sz w:val="20"/>
+        </w:rPr>
+        <w:t xml:space="preserve">, which is not a drafting defect and stays open as a pre-introduction item for counsel. </w:t>
+      </w:r>
+      <w:r>
+        <w:rPr>
+          <w:b/>
+          <w:i w:val="0"/>
+          <w:strike w:val="0"/>
+          <w:sz w:val="20"/>
+        </w:rPr>
+        <w:t>F-10</w:t>
+      </w:r>
+      <w:r>
+        <w:rPr>
+          <w:b w:val="0"/>
+          <w:i w:val="0"/>
+          <w:strike w:val="0"/>
+          <w:sz w:val="20"/>
+        </w:rPr>
+        <w:t xml:space="preserve">'s B 4 deficit-formula half is closed by new subdivision </w:t>
+      </w:r>
+      <w:r>
+        <w:rPr>
+          <w:b/>
+          <w:i w:val="0"/>
+          <w:strike w:val="0"/>
+          <w:sz w:val="20"/>
+        </w:rPr>
+        <w:t>C 1 c</w:t>
+      </w:r>
+      <w:r>
+        <w:rPr>
+          <w:b w:val="0"/>
+          <w:i w:val="0"/>
+          <w:strike w:val="0"/>
+          <w:sz w:val="20"/>
+        </w:rPr>
+        <w:t xml:space="preserve"> in version 1.2 |</w:t>
+      </w:r>
+    </w:p>
+    <w:p>
+      <w:pPr>
+        <w:spacing w:after="80"/>
+        <w:ind w:left="480"/>
+      </w:pPr>
+      <w:r>
+        <w:rPr>
+          <w:b/>
+          <w:i w:val="0"/>
+          <w:strike w:val="0"/>
+          <w:sz w:val="20"/>
+        </w:rPr>
+        <w:t>Two of this review's own conclusions were later shown to be incomplete</w:t>
+      </w:r>
+      <w:r>
+        <w:rPr>
+          <w:b w:val="0"/>
+          <w:i w:val="0"/>
+          <w:strike w:val="0"/>
+          <w:sz w:val="20"/>
+        </w:rPr>
+        <w:t xml:space="preserve">, and both are recorded rather than quietly fixed. The § 51.1-153 C paraphrase at F-01 omitted the subsection's second disjunct (five or more years of employer-paid non-withdrawable contributions); the verbatim text is now at S-42 in the source appendix. And the review did not notice that "member in service," the term F-01's own recommended fix depends on, is </w:t>
+      </w:r>
+      <w:r>
+        <w:rPr>
+          <w:b/>
+          <w:i w:val="0"/>
+          <w:strike w:val="0"/>
+          <w:sz w:val="20"/>
+        </w:rPr>
+        <w:t>not defined</w:t>
+      </w:r>
+      <w:r>
+        <w:rPr>
+          <w:b w:val="0"/>
+          <w:i w:val="0"/>
+          <w:strike w:val="0"/>
+          <w:sz w:val="20"/>
+        </w:rPr>
+        <w:t xml:space="preserve"> in § 51.1-124.3 (S-46, drafting note 10).</w:t>
+      </w:r>
+    </w:p>
+    <w:p>
+      <w:pPr>
+        <w:spacing w:after="80"/>
+        <w:ind w:left="480"/>
+      </w:pPr>
+      <w:r>
+        <w:rPr>
+          <w:b/>
+          <w:i w:val="0"/>
+          <w:strike w:val="0"/>
+          <w:sz w:val="20"/>
+        </w:rPr>
+        <w:t>Independence caveat, restated because it matters more than the findings.</w:t>
+      </w:r>
+      <w:r>
+        <w:rPr>
+          <w:b w:val="0"/>
+          <w:i w:val="0"/>
+          <w:strike w:val="0"/>
+          <w:sz w:val="20"/>
+        </w:rPr>
+        <w:t xml:space="preserve"> This pass was run by the attorney who drafted the package, the independent Red Team / Counsel Reviewer being unavailable. The October 19 sign-off pass then found three stale cross-document statements that this review had missed. </w:t>
+      </w:r>
+      <w:r>
+        <w:rPr>
+          <w:b/>
+          <w:i w:val="0"/>
+          <w:strike w:val="0"/>
+          <w:sz w:val="20"/>
+        </w:rPr>
+        <w:t>Version 1.2 should be read by someone else before it reaches a patron.</w:t>
       </w:r>
     </w:p>
     <w:p>

--- a/legislation/military-service-retirement-bridge/06-red-team-review.docx
+++ b/legislation/military-service-retirement-bridge/06-red-team-review.docx
@@ -38,15 +38,15 @@
           <w:i w:val="0"/>
           <w:strike w:val="0"/>
         </w:rPr>
-        <w:t>Reviewer:</w:t>
-      </w:r>
-      <w:r>
-        <w:rPr>
-          <w:b w:val="0"/>
-          <w:i w:val="0"/>
-          <w:strike w:val="0"/>
-        </w:rPr>
-        <w:t xml:space="preserve"> VRS2 — Virginia Public Pension Benefits Attorney </w:t>
+        <w:t>Prepared by Policy Development Team using legal, policy, and financial analysis tools, pending review by veterans' legal counsel.</w:t>
+      </w:r>
+      <w:r>
+        <w:rPr>
+          <w:b w:val="0"/>
+          <w:i w:val="0"/>
+          <w:strike w:val="0"/>
+        </w:rPr>
+        <w:t xml:space="preserve"> </w:t>
       </w:r>
       <w:r>
         <w:rPr>
@@ -784,7 +784,7 @@
           <w:strike w:val="0"/>
           <w:sz w:val="20"/>
         </w:rPr>
-        <w:t xml:space="preserve"> This pass was run by the attorney who drafted the package, the independent Red Team / Counsel Reviewer being unavailable. The October 19 sign-off pass then found three stale cross-document statements that this review had missed. </w:t>
+        <w:t xml:space="preserve"> This pass was run by the same team that drafted the package, no independent reviewer being available. The October 19 sign-off pass then found three stale cross-document statements that this review had missed. </w:t>
       </w:r>
       <w:r>
         <w:rPr>

--- a/legislation/military-service-retirement-bridge/06-red-team-review.docx
+++ b/legislation/military-service-retirement-bridge/06-red-team-review.docx
@@ -30,7 +30,7 @@
           <w:i w:val="0"/>
           <w:strike w:val="0"/>
         </w:rPr>
-        <w:t xml:space="preserve"> MOO-260 (adversarial pass on the MOO-257 package) </w:t>
+        <w:t xml:space="preserve"> MOO-260 (red-team adversarial review of the MOO-257 package) </w:t>
       </w:r>
       <w:r>
         <w:rPr>

--- a/legislation/military-service-retirement-bridge/06-red-team-review.docx
+++ b/legislation/military-service-retirement-bridge/06-red-team-review.docx
@@ -12,7 +12,7 @@
           <w:i w:val="0"/>
           <w:strike w:val="0"/>
         </w:rPr>
-        <w:t>Red Team / Counsel Review — Military Service Retirement Bridge</w:t>
+        <w:t>Internal Adversarial Review — Military Service Retirement Bridge</w:t>
       </w:r>
     </w:p>
     <w:p>
@@ -30,7 +30,7 @@
           <w:i w:val="0"/>
           <w:strike w:val="0"/>
         </w:rPr>
-        <w:t xml:space="preserve"> MOO-260 (red-team adversarial review of the MOO-257 package) </w:t>
+        <w:t xml:space="preserve"> MOO-260 (internal adversarial review of the MOO-257 package) · reviewed against bill version 1.1; package now at version 1.3 — External-Review Cleanup </w:t>
       </w:r>
       <w:r>
         <w:rPr>
@@ -460,7 +460,25 @@
           <w:strike w:val="0"/>
           <w:sz w:val="20"/>
         </w:rPr>
-        <w:t xml:space="preserve"> DECISION 9: accepted, priced and disclosed. This review was right that no exclusion clause can reach either, and the bill now says so affirmatively in a savings paragraph rather than leaving subdivision F 8 to be misread |</w:t>
+        <w:t xml:space="preserve"> DECISION 9: accepted, priced and disclosed. This review was right that neither is addressed by the bill's exclusion architecture: </w:t>
+      </w:r>
+      <w:r>
+        <w:rPr>
+          <w:b/>
+          <w:i w:val="0"/>
+          <w:strike w:val="0"/>
+          <w:sz w:val="20"/>
+        </w:rPr>
+        <w:t>HIC and COLA follow the retirement date, so preventing earlier commencement would require separate statutory changes outside the bridge</w:t>
+      </w:r>
+      <w:r>
+        <w:rPr>
+          <w:b w:val="0"/>
+          <w:i w:val="0"/>
+          <w:strike w:val="0"/>
+          <w:sz w:val="20"/>
+        </w:rPr>
+        <w:t xml:space="preserve"> — to Chapter 14 and to § 51.1-166 — and the proposal deliberately accepts and discloses that earlier commencement rather than adding separate delay provisions, which the bill now states affirmatively in a savings paragraph rather than leaving subdivision F 8 to be misread |</w:t>
       </w:r>
     </w:p>
     <w:p>
@@ -562,7 +580,7 @@
           <w:strike w:val="0"/>
           <w:sz w:val="20"/>
         </w:rPr>
-        <w:t xml:space="preserve"> DECISION 10 excludes only those whose first VRS membership began on or after January 1, 2014 (new clause B 1(iv)) |</w:t>
+        <w:t xml:space="preserve"> DECISION 10 excludes only those qualifying B 4 employees who first entered the VRS-administered retirement system on or after the January 1, 2014 Hybrid transition (new clause B 1(iv)) |</w:t>
       </w:r>
     </w:p>
     <w:p>
@@ -775,7 +793,7 @@
           <w:strike w:val="0"/>
           <w:sz w:val="20"/>
         </w:rPr>
-        <w:t>Independence caveat, restated because it matters more than the findings.</w:t>
+        <w:t>Independence caveat, restated because it matters more than the findings. This was an internal adversarial review, not an independent one.</w:t>
       </w:r>
       <w:r>
         <w:rPr>
@@ -784,7 +802,7 @@
           <w:strike w:val="0"/>
           <w:sz w:val="20"/>
         </w:rPr>
-        <w:t xml:space="preserve"> This pass was run by the same team that drafted the package, no independent reviewer being available. The October 19 sign-off pass then found three stale cross-document statements that this review had missed. </w:t>
+        <w:t xml:space="preserve"> It was run by the policy-development team that drafted the package, no independent reviewer being available. The October 19 sign-off pass then found three stale cross-document statements that this review had missed. </w:t>
       </w:r>
       <w:r>
         <w:rPr>
@@ -1104,7 +1122,7 @@
           <w:i w:val="0"/>
           <w:strike w:val="0"/>
         </w:rPr>
-        <w:t>F-02 — BLOCKER. Health insurance credit and COLA both commence up to four years earlier. Neither is addressed, neither is fixable by exclusion drafting, and the briefs tell JLCVSO the opposite.</w:t>
+        <w:t>F-02 — BLOCKER. Health insurance credit and COLA both commence up to four years earlier. Neither is addressed by exclusion drafting — both follow the retirement date, so preventing earlier commencement would require separate statutory changes outside the bridge — and the briefs tell JLCVSO the opposite.</w:t>
       </w:r>
     </w:p>
     <w:p>
